--- a/backend/apps/operaciones/templates/Proios_Quotation_Servicios_TEMPLATE_EN.docx
+++ b/backend/apps/operaciones/templates/Proios_Quotation_Servicios_TEMPLATE_EN.docx
@@ -287,21 +287,44 @@
                 <w:lang w:val="en-US"/>
               </w:rPr>
             </w:pPr>
-            <w:proofErr w:type="gramStart"/>
             <w:r>
               <w:rPr>
                 <w:rFonts w:ascii="Tahoma" w:hAnsi="Tahoma" w:cs="Tahoma"/>
                 <w:lang w:val="en-US"/>
               </w:rPr>
-              <w:t>Date  {</w:t>
-            </w:r>
-            <w:proofErr w:type="gramEnd"/>
+              <w:t>Date  {{</w:t>
+            </w:r>
+            <w:proofErr w:type="spellStart"/>
             <w:r>
               <w:rPr>
                 <w:rFonts w:ascii="Tahoma" w:hAnsi="Tahoma" w:cs="Tahoma"/>
                 <w:lang w:val="en-US"/>
               </w:rPr>
-              <w:t>{</w:t>
+              <w:t>fecha</w:t>
+            </w:r>
+            <w:proofErr w:type="spellEnd"/>
+            <w:r>
+              <w:rPr>
+                <w:rFonts w:ascii="Tahoma" w:hAnsi="Tahoma" w:cs="Tahoma"/>
+                <w:lang w:val="en-US"/>
+              </w:rPr>
+              <w:t>}}</w:t>
+            </w:r>
+          </w:p>
+          <w:p>
+            <w:pPr>
+              <w:spacing w:after="20"/>
+              <w:rPr>
+                <w:rFonts w:ascii="Tahoma" w:hAnsi="Tahoma" w:cs="Tahoma"/>
+                <w:lang w:val="en-US"/>
+              </w:rPr>
+            </w:pPr>
+            <w:r>
+              <w:rPr>
+                <w:rFonts w:ascii="Tahoma" w:hAnsi="Tahoma" w:cs="Tahoma"/>
+                <w:lang w:val="en-US"/>
+              </w:rPr>
+              <w:t>Valid  {{</w:t>
             </w:r>
             <w:proofErr w:type="spellStart"/>
             <w:r>
@@ -309,7 +332,7 @@
                 <w:rFonts w:ascii="Tahoma" w:hAnsi="Tahoma" w:cs="Tahoma"/>
                 <w:lang w:val="en-US"/>
               </w:rPr>
-              <w:t>fecha</w:t>
+              <w:t>validez</w:t>
             </w:r>
             <w:proofErr w:type="spellEnd"/>
             <w:r>
@@ -328,48 +351,6 @@
                 <w:lang w:val="en-US"/>
               </w:rPr>
             </w:pPr>
-            <w:proofErr w:type="gramStart"/>
-            <w:r>
-              <w:rPr>
-                <w:rFonts w:ascii="Tahoma" w:hAnsi="Tahoma" w:cs="Tahoma"/>
-                <w:lang w:val="en-US"/>
-              </w:rPr>
-              <w:t>Valid  {</w:t>
-            </w:r>
-            <w:proofErr w:type="gramEnd"/>
-            <w:r>
-              <w:rPr>
-                <w:rFonts w:ascii="Tahoma" w:hAnsi="Tahoma" w:cs="Tahoma"/>
-                <w:lang w:val="en-US"/>
-              </w:rPr>
-              <w:t>{</w:t>
-            </w:r>
-            <w:proofErr w:type="spellStart"/>
-            <w:r>
-              <w:rPr>
-                <w:rFonts w:ascii="Tahoma" w:hAnsi="Tahoma" w:cs="Tahoma"/>
-                <w:lang w:val="en-US"/>
-              </w:rPr>
-              <w:t>validez</w:t>
-            </w:r>
-            <w:proofErr w:type="spellEnd"/>
-            <w:r>
-              <w:rPr>
-                <w:rFonts w:ascii="Tahoma" w:hAnsi="Tahoma" w:cs="Tahoma"/>
-                <w:lang w:val="en-US"/>
-              </w:rPr>
-              <w:t>}}</w:t>
-            </w:r>
-          </w:p>
-          <w:p>
-            <w:pPr>
-              <w:spacing w:after="20"/>
-              <w:rPr>
-                <w:rFonts w:ascii="Tahoma" w:hAnsi="Tahoma" w:cs="Tahoma"/>
-                <w:lang w:val="en-US"/>
-              </w:rPr>
-            </w:pPr>
-            <w:proofErr w:type="gramStart"/>
             <w:r>
               <w:rPr>
                 <w:rFonts w:ascii="Tahoma" w:hAnsi="Tahoma" w:cs="Tahoma"/>
@@ -382,30 +363,22 @@
                 <w:rFonts w:ascii="Tahoma" w:eastAsia="Consolas" w:hAnsi="Tahoma" w:cs="Tahoma"/>
                 <w:lang w:val="en-US"/>
               </w:rPr>
-              <w:t>{</w:t>
-            </w:r>
-            <w:proofErr w:type="gramEnd"/>
+              <w:t>{{</w:t>
+            </w:r>
+            <w:proofErr w:type="spellStart"/>
             <w:r>
               <w:rPr>
                 <w:rFonts w:ascii="Tahoma" w:eastAsia="Consolas" w:hAnsi="Tahoma" w:cs="Tahoma"/>
                 <w:lang w:val="en-US"/>
               </w:rPr>
-              <w:t>{</w:t>
-            </w:r>
-            <w:proofErr w:type="spellStart"/>
+              <w:t>buque</w:t>
+            </w:r>
+            <w:proofErr w:type="spellEnd"/>
             <w:r>
               <w:rPr>
                 <w:rFonts w:ascii="Tahoma" w:eastAsia="Consolas" w:hAnsi="Tahoma" w:cs="Tahoma"/>
                 <w:lang w:val="en-US"/>
               </w:rPr>
-              <w:t>buque</w:t>
-            </w:r>
-            <w:proofErr w:type="spellEnd"/>
-            <w:r>
-              <w:rPr>
-                <w:rFonts w:ascii="Tahoma" w:eastAsia="Consolas" w:hAnsi="Tahoma" w:cs="Tahoma"/>
-                <w:lang w:val="en-US"/>
-              </w:rPr>
               <w:t>}}</w:t>
             </w:r>
           </w:p>
@@ -417,7 +390,6 @@
                 <w:lang w:val="en-GB"/>
               </w:rPr>
             </w:pPr>
-            <w:proofErr w:type="gramStart"/>
             <w:r>
               <w:rPr>
                 <w:rFonts w:ascii="Tahoma" w:hAnsi="Tahoma" w:cs="Tahoma"/>
@@ -430,59 +402,43 @@
                 <w:rFonts w:ascii="Tahoma" w:eastAsia="Consolas" w:hAnsi="Tahoma" w:cs="Tahoma"/>
                 <w:lang w:val="en-GB"/>
               </w:rPr>
-              <w:t>{</w:t>
-            </w:r>
-            <w:proofErr w:type="gramEnd"/>
+              <w:t>{{</w:t>
+            </w:r>
+            <w:proofErr w:type="spellStart"/>
             <w:r>
               <w:rPr>
                 <w:rFonts w:ascii="Tahoma" w:eastAsia="Consolas" w:hAnsi="Tahoma" w:cs="Tahoma"/>
                 <w:lang w:val="en-GB"/>
               </w:rPr>
-              <w:t>{</w:t>
-            </w:r>
-            <w:proofErr w:type="spellStart"/>
+              <w:t>ubicacion</w:t>
+            </w:r>
+            <w:proofErr w:type="spellEnd"/>
             <w:r>
               <w:rPr>
                 <w:rFonts w:ascii="Tahoma" w:eastAsia="Consolas" w:hAnsi="Tahoma" w:cs="Tahoma"/>
                 <w:lang w:val="en-GB"/>
               </w:rPr>
-              <w:t>ubicacion</w:t>
-            </w:r>
-            <w:proofErr w:type="spellEnd"/>
+              <w:t>}}</w:t>
+            </w:r>
+          </w:p>
+          <w:p>
+            <w:pPr>
+              <w:spacing w:after="20"/>
+              <w:rPr>
+                <w:rFonts w:ascii="Tahoma" w:hAnsi="Tahoma" w:cs="Tahoma"/>
+              </w:rPr>
+            </w:pPr>
+            <w:r>
+              <w:rPr>
+                <w:rFonts w:ascii="Tahoma" w:hAnsi="Tahoma" w:cs="Tahoma"/>
+              </w:rPr>
+              <w:t xml:space="preserve">ETA  </w:t>
+            </w:r>
             <w:r>
               <w:rPr>
                 <w:rFonts w:ascii="Tahoma" w:eastAsia="Consolas" w:hAnsi="Tahoma" w:cs="Tahoma"/>
-                <w:lang w:val="en-GB"/>
-              </w:rPr>
-              <w:t>}}</w:t>
-            </w:r>
-          </w:p>
-          <w:p>
-            <w:pPr>
-              <w:spacing w:after="20"/>
-              <w:rPr>
-                <w:rFonts w:ascii="Tahoma" w:hAnsi="Tahoma" w:cs="Tahoma"/>
-              </w:rPr>
-            </w:pPr>
-            <w:proofErr w:type="gramStart"/>
-            <w:r>
-              <w:rPr>
-                <w:rFonts w:ascii="Tahoma" w:hAnsi="Tahoma" w:cs="Tahoma"/>
-              </w:rPr>
-              <w:t xml:space="preserve">ETA  </w:t>
-            </w:r>
-            <w:r>
-              <w:rPr>
-                <w:rFonts w:ascii="Tahoma" w:eastAsia="Consolas" w:hAnsi="Tahoma" w:cs="Tahoma"/>
-              </w:rPr>
-              <w:t>{</w:t>
-            </w:r>
-            <w:proofErr w:type="gramEnd"/>
-            <w:r>
-              <w:rPr>
-                <w:rFonts w:ascii="Tahoma" w:eastAsia="Consolas" w:hAnsi="Tahoma" w:cs="Tahoma"/>
-              </w:rPr>
-              <w:t>{eta}}</w:t>
+              </w:rPr>
+              <w:t>{{eta}}</w:t>
             </w:r>
           </w:p>
         </w:tc>
@@ -886,7 +842,6 @@
               <w:t>{{</w:t>
             </w:r>
             <w:proofErr w:type="spellStart"/>
-            <w:proofErr w:type="gramStart"/>
             <w:r>
               <w:rPr>
                 <w:rFonts w:ascii="Tahoma" w:hAnsi="Tahoma" w:cs="Tahoma"/>
@@ -895,7 +850,6 @@
               <w:t>item.descripcion</w:t>
             </w:r>
             <w:proofErr w:type="spellEnd"/>
-            <w:proofErr w:type="gramEnd"/>
             <w:r>
               <w:rPr>
                 <w:rFonts w:ascii="Tahoma" w:hAnsi="Tahoma" w:cs="Tahoma"/>
@@ -929,7 +883,6 @@
               <w:t>{{</w:t>
             </w:r>
             <w:proofErr w:type="spellStart"/>
-            <w:proofErr w:type="gramStart"/>
             <w:r>
               <w:rPr>
                 <w:rFonts w:ascii="Tahoma" w:hAnsi="Tahoma" w:cs="Tahoma"/>
@@ -937,7 +890,6 @@
               <w:t>item.cantidad</w:t>
             </w:r>
             <w:proofErr w:type="spellEnd"/>
-            <w:proofErr w:type="gramEnd"/>
             <w:r>
               <w:rPr>
                 <w:rFonts w:ascii="Tahoma" w:hAnsi="Tahoma" w:cs="Tahoma"/>
@@ -970,7 +922,6 @@
               <w:t>{{</w:t>
             </w:r>
             <w:proofErr w:type="spellStart"/>
-            <w:proofErr w:type="gramStart"/>
             <w:r>
               <w:rPr>
                 <w:rFonts w:ascii="Tahoma" w:hAnsi="Tahoma" w:cs="Tahoma"/>
@@ -978,7 +929,6 @@
               <w:t>item.unidad</w:t>
             </w:r>
             <w:proofErr w:type="spellEnd"/>
-            <w:proofErr w:type="gramEnd"/>
             <w:r>
               <w:rPr>
                 <w:rFonts w:ascii="Tahoma" w:hAnsi="Tahoma" w:cs="Tahoma"/>
@@ -1011,7 +961,6 @@
               <w:t>{{</w:t>
             </w:r>
             <w:proofErr w:type="spellStart"/>
-            <w:proofErr w:type="gramStart"/>
             <w:r>
               <w:rPr>
                 <w:rFonts w:ascii="Tahoma" w:hAnsi="Tahoma" w:cs="Tahoma"/>
@@ -1019,7 +968,6 @@
               <w:t>item.precio</w:t>
             </w:r>
             <w:proofErr w:type="spellEnd"/>
-            <w:proofErr w:type="gramEnd"/>
             <w:r>
               <w:rPr>
                 <w:rFonts w:ascii="Tahoma" w:hAnsi="Tahoma" w:cs="Tahoma"/>
@@ -1053,7 +1001,6 @@
               <w:t>{{</w:t>
             </w:r>
             <w:proofErr w:type="spellStart"/>
-            <w:proofErr w:type="gramStart"/>
             <w:r>
               <w:rPr>
                 <w:rFonts w:ascii="Tahoma" w:hAnsi="Tahoma" w:cs="Tahoma"/>
@@ -1061,7 +1008,6 @@
               <w:t>item.importe</w:t>
             </w:r>
             <w:proofErr w:type="spellEnd"/>
-            <w:proofErr w:type="gramEnd"/>
             <w:r>
               <w:rPr>
                 <w:rFonts w:ascii="Tahoma" w:hAnsi="Tahoma" w:cs="Tahoma"/>
@@ -1609,7 +1555,6 @@
               <w:t>{{</w:t>
             </w:r>
             <w:proofErr w:type="spellStart"/>
-            <w:proofErr w:type="gramStart"/>
             <w:r>
               <w:rPr>
                 <w:rFonts w:ascii="Tahoma" w:hAnsi="Tahoma" w:cs="Tahoma"/>
@@ -1625,7 +1570,6 @@
               <w:t>.descripcion</w:t>
             </w:r>
             <w:proofErr w:type="spellEnd"/>
-            <w:proofErr w:type="gramEnd"/>
             <w:r>
               <w:rPr>
                 <w:rFonts w:ascii="Tahoma" w:hAnsi="Tahoma" w:cs="Tahoma"/>
@@ -1660,7 +1604,6 @@
               <w:t>{{</w:t>
             </w:r>
             <w:proofErr w:type="spellStart"/>
-            <w:proofErr w:type="gramStart"/>
             <w:r>
               <w:rPr>
                 <w:rFonts w:ascii="Tahoma" w:hAnsi="Tahoma" w:cs="Tahoma"/>
@@ -1680,7 +1623,6 @@
               <w:t>cantidad</w:t>
             </w:r>
             <w:proofErr w:type="spellEnd"/>
-            <w:proofErr w:type="gramEnd"/>
             <w:r>
               <w:rPr>
                 <w:rFonts w:ascii="Tahoma" w:hAnsi="Tahoma" w:cs="Tahoma"/>
@@ -1713,7 +1655,6 @@
               <w:t>{{</w:t>
             </w:r>
             <w:proofErr w:type="spellStart"/>
-            <w:proofErr w:type="gramStart"/>
             <w:r>
               <w:rPr>
                 <w:rFonts w:ascii="Tahoma" w:hAnsi="Tahoma" w:cs="Tahoma"/>
@@ -1727,7 +1668,6 @@
               <w:t>.unidad</w:t>
             </w:r>
             <w:proofErr w:type="spellEnd"/>
-            <w:proofErr w:type="gramEnd"/>
             <w:r>
               <w:rPr>
                 <w:rFonts w:ascii="Tahoma" w:hAnsi="Tahoma" w:cs="Tahoma"/>
@@ -1760,7 +1700,6 @@
               <w:t>{{</w:t>
             </w:r>
             <w:proofErr w:type="spellStart"/>
-            <w:proofErr w:type="gramStart"/>
             <w:r>
               <w:rPr>
                 <w:rFonts w:ascii="Tahoma" w:hAnsi="Tahoma" w:cs="Tahoma"/>
@@ -1774,7 +1713,6 @@
               <w:t>.precio</w:t>
             </w:r>
             <w:proofErr w:type="spellEnd"/>
-            <w:proofErr w:type="gramEnd"/>
             <w:r>
               <w:rPr>
                 <w:rFonts w:ascii="Tahoma" w:hAnsi="Tahoma" w:cs="Tahoma"/>
@@ -1808,7 +1746,6 @@
               <w:t>{{</w:t>
             </w:r>
             <w:proofErr w:type="spellStart"/>
-            <w:proofErr w:type="gramStart"/>
             <w:r>
               <w:rPr>
                 <w:rFonts w:ascii="Tahoma" w:hAnsi="Tahoma" w:cs="Tahoma"/>
@@ -1822,7 +1759,6 @@
               <w:t>.importe</w:t>
             </w:r>
             <w:proofErr w:type="spellEnd"/>
-            <w:proofErr w:type="gramEnd"/>
             <w:r>
               <w:rPr>
                 <w:rFonts w:ascii="Tahoma" w:hAnsi="Tahoma" w:cs="Tahoma"/>
@@ -2080,7 +2016,7 @@
       <w:tblPr>
         <w:tblpPr w:leftFromText="141" w:rightFromText="141" w:vertAnchor="text" w:horzAnchor="margin" w:tblpXSpec="right" w:tblpY="-91"/>
         <w:tblOverlap w:val="never"/>
-        <w:tblW w:w="3000" w:type="dxa"/>
+        <w:tblW w:w="3686" w:type="dxa"/>
         <w:tblCellMar>
           <w:left w:w="10" w:type="dxa"/>
           <w:right w:w="10" w:type="dxa"/>
@@ -2089,7 +2025,9 @@
       </w:tblPr>
       <w:tblGrid>
         <w:gridCol w:w="1424"/>
-        <w:gridCol w:w="1576"/>
+        <w:gridCol w:w="277"/>
+        <w:gridCol w:w="1299"/>
+        <w:gridCol w:w="686"/>
       </w:tblGrid>
       <w:tr>
         <w:trPr>
@@ -2097,28 +2035,25 @@
         </w:trPr>
         <w:tc>
           <w:tcPr>
-            <w:tcW w:w="1424" w:type="dxa"/>
-            <w:tcMar>
-              <w:top w:w="70" w:type="dxa"/>
-              <w:left w:w="0" w:type="dxa"/>
-              <w:bottom w:w="70" w:type="dxa"/>
-              <w:right w:w="140" w:type="dxa"/>
-            </w:tcMar>
-          </w:tcPr>
-          <w:p>
-            <w:pPr>
-              <w:keepNext/>
-              <w:keepLines/>
-              <w:jc w:val="right"/>
-              <w:rPr>
-                <w:rFonts w:ascii="Tahoma" w:hAnsi="Tahoma" w:cs="Tahoma"/>
-              </w:rPr>
-            </w:pPr>
-            <w:r>
-              <w:rPr>
-                <w:rFonts w:ascii="Tahoma" w:hAnsi="Tahoma" w:cs="Tahoma"/>
-                <w:sz w:val="19"/>
-                <w:szCs w:val="19"/>
+            <w:tcW w:w="1701" w:type="dxa"/>
+            <w:gridSpan w:val="2"/>
+            <w:tcMar>
+              <w:top w:w="70" w:type="dxa"/>
+              <w:left w:w="0" w:type="dxa"/>
+              <w:bottom w:w="70" w:type="dxa"/>
+              <w:right w:w="140" w:type="dxa"/>
+            </w:tcMar>
+          </w:tcPr>
+          <w:p>
+            <w:pPr>
+              <w:widowControl w:val="0"/>
+              <w:rPr>
+                <w:rFonts w:ascii="Tahoma" w:hAnsi="Tahoma" w:cs="Tahoma"/>
+              </w:rPr>
+            </w:pPr>
+            <w:r>
+              <w:rPr>
+                <w:rFonts w:ascii="Tahoma" w:hAnsi="Tahoma" w:cs="Tahoma"/>
               </w:rPr>
               <w:t>VAT</w:t>
             </w:r>
@@ -2126,18 +2061,18 @@
         </w:tc>
         <w:tc>
           <w:tcPr>
-            <w:tcW w:w="1576" w:type="dxa"/>
-            <w:tcMar>
-              <w:top w:w="70" w:type="dxa"/>
-              <w:left w:w="0" w:type="dxa"/>
-              <w:bottom w:w="70" w:type="dxa"/>
-              <w:right w:w="140" w:type="dxa"/>
-            </w:tcMar>
-          </w:tcPr>
-          <w:p>
-            <w:pPr>
-              <w:keepNext/>
-              <w:keepLines/>
+            <w:tcW w:w="1985" w:type="dxa"/>
+            <w:gridSpan w:val="2"/>
+            <w:tcMar>
+              <w:top w:w="70" w:type="dxa"/>
+              <w:left w:w="0" w:type="dxa"/>
+              <w:bottom w:w="70" w:type="dxa"/>
+              <w:right w:w="140" w:type="dxa"/>
+            </w:tcMar>
+          </w:tcPr>
+          <w:p>
+            <w:pPr>
+              <w:widowControl w:val="0"/>
               <w:jc w:val="right"/>
               <w:rPr>
                 <w:rFonts w:ascii="Tahoma" w:hAnsi="Tahoma" w:cs="Tahoma"/>
@@ -2172,92 +2107,93 @@
         </w:trPr>
         <w:tc>
           <w:tcPr>
-            <w:tcW w:w="1424" w:type="dxa"/>
-            <w:tcBorders>
-              <w:top w:val="single" w:sz="12" w:space="0" w:color="1394B1"/>
-            </w:tcBorders>
-            <w:tcMar>
-              <w:top w:w="70" w:type="dxa"/>
-              <w:left w:w="0" w:type="dxa"/>
-              <w:bottom w:w="70" w:type="dxa"/>
-              <w:right w:w="140" w:type="dxa"/>
-            </w:tcMar>
-          </w:tcPr>
-          <w:p>
-            <w:pPr>
-              <w:keepNext/>
-              <w:keepLines/>
+            <w:tcW w:w="1701" w:type="dxa"/>
+            <w:gridSpan w:val="2"/>
+            <w:tcMar>
+              <w:top w:w="70" w:type="dxa"/>
+              <w:left w:w="0" w:type="dxa"/>
+              <w:bottom w:w="70" w:type="dxa"/>
+              <w:right w:w="140" w:type="dxa"/>
+            </w:tcMar>
+          </w:tcPr>
+          <w:p>
+            <w:pPr>
+              <w:widowControl w:val="0"/>
+              <w:rPr>
+                <w:rFonts w:ascii="Tahoma" w:hAnsi="Tahoma" w:cs="Tahoma"/>
+              </w:rPr>
+            </w:pPr>
+            <w:r>
+              <w:rPr>
+                <w:rFonts w:ascii="Tahoma" w:hAnsi="Tahoma" w:cs="Tahoma"/>
+              </w:rPr>
+              <w:t>{%</w:t>
+            </w:r>
+            <w:proofErr w:type="spellStart"/>
+            <w:r>
+              <w:rPr>
+                <w:rFonts w:ascii="Tahoma" w:hAnsi="Tahoma" w:cs="Tahoma"/>
+              </w:rPr>
+              <w:t>tr</w:t>
+            </w:r>
+            <w:proofErr w:type="spellEnd"/>
+            <w:r>
+              <w:rPr>
+                <w:rFonts w:ascii="Tahoma" w:hAnsi="Tahoma" w:cs="Tahoma"/>
+              </w:rPr>
+              <w:t xml:space="preserve"> </w:t>
+            </w:r>
+            <w:proofErr w:type="spellStart"/>
+            <w:r>
+              <w:rPr>
+                <w:rFonts w:ascii="Tahoma" w:hAnsi="Tahoma" w:cs="Tahoma"/>
+              </w:rPr>
+              <w:t>if</w:t>
+            </w:r>
+            <w:proofErr w:type="spellEnd"/>
+            <w:r>
+              <w:rPr>
+                <w:rFonts w:ascii="Tahoma" w:hAnsi="Tahoma" w:cs="Tahoma"/>
+              </w:rPr>
+              <w:t xml:space="preserve"> </w:t>
+            </w:r>
+            <w:proofErr w:type="spellStart"/>
+            <w:r>
+              <w:rPr>
+                <w:rFonts w:ascii="Tahoma" w:hAnsi="Tahoma" w:cs="Tahoma"/>
+              </w:rPr>
+              <w:t>has_discount</w:t>
+            </w:r>
+            <w:proofErr w:type="spellEnd"/>
+            <w:r>
+              <w:rPr>
+                <w:rFonts w:ascii="Tahoma" w:hAnsi="Tahoma" w:cs="Tahoma"/>
+              </w:rPr>
+              <w:t>%}</w:t>
+            </w:r>
+          </w:p>
+        </w:tc>
+        <w:tc>
+          <w:tcPr>
+            <w:tcW w:w="1985" w:type="dxa"/>
+            <w:gridSpan w:val="2"/>
+            <w:tcMar>
+              <w:top w:w="70" w:type="dxa"/>
+              <w:left w:w="0" w:type="dxa"/>
+              <w:bottom w:w="70" w:type="dxa"/>
+              <w:right w:w="140" w:type="dxa"/>
+            </w:tcMar>
+          </w:tcPr>
+          <w:p>
+            <w:pPr>
+              <w:widowControl w:val="0"/>
               <w:jc w:val="right"/>
               <w:rPr>
                 <w:rFonts w:ascii="Tahoma" w:hAnsi="Tahoma" w:cs="Tahoma"/>
-              </w:rPr>
-            </w:pPr>
-            <w:r>
-              <w:rPr>
-                <w:rFonts w:ascii="Tahoma" w:hAnsi="Tahoma" w:cs="Tahoma"/>
-                <w:b/>
-                <w:bCs/>
                 <w:sz w:val="22"/>
                 <w:szCs w:val="22"/>
               </w:rPr>
-              <w:t>TOTAL</w:t>
-            </w:r>
-          </w:p>
-        </w:tc>
-        <w:tc>
-          <w:tcPr>
-            <w:tcW w:w="1576" w:type="dxa"/>
-            <w:tcBorders>
-              <w:top w:val="single" w:sz="12" w:space="0" w:color="1394B1"/>
-            </w:tcBorders>
-            <w:tcMar>
-              <w:top w:w="70" w:type="dxa"/>
-              <w:left w:w="0" w:type="dxa"/>
-              <w:bottom w:w="70" w:type="dxa"/>
-              <w:right w:w="140" w:type="dxa"/>
-            </w:tcMar>
-          </w:tcPr>
-          <w:p>
-            <w:pPr>
-              <w:keepNext/>
-              <w:keepLines/>
-              <w:jc w:val="right"/>
-              <w:rPr>
-                <w:rFonts w:ascii="Tahoma" w:hAnsi="Tahoma" w:cs="Tahoma"/>
-              </w:rPr>
-            </w:pPr>
-            <w:r>
-              <w:rPr>
-                <w:rFonts w:ascii="Tahoma" w:hAnsi="Tahoma" w:cs="Tahoma"/>
-                <w:b/>
-                <w:bCs/>
-                <w:sz w:val="22"/>
-                <w:szCs w:val="22"/>
-              </w:rPr>
-              <w:t xml:space="preserve">        {{moneda</w:t>
-            </w:r>
-            <w:proofErr w:type="gramStart"/>
-            <w:r>
-              <w:rPr>
-                <w:rFonts w:ascii="Tahoma" w:hAnsi="Tahoma" w:cs="Tahoma"/>
-                <w:b/>
-                <w:bCs/>
-                <w:sz w:val="22"/>
-                <w:szCs w:val="22"/>
-              </w:rPr>
-              <w:t xml:space="preserve">}}   </w:t>
-            </w:r>
-            <w:proofErr w:type="gramEnd"/>
-            <w:r>
-              <w:rPr>
-                <w:rFonts w:ascii="Tahoma" w:hAnsi="Tahoma" w:cs="Tahoma"/>
-                <w:b/>
-                <w:bCs/>
-                <w:sz w:val="22"/>
-                <w:szCs w:val="22"/>
-              </w:rPr>
-              <w:t xml:space="preserve">                                                                                                                  {{total}}</w:t>
-            </w:r>
+            </w:pPr>
           </w:p>
         </w:tc>
       </w:tr>
@@ -2267,6 +2203,273 @@
         </w:trPr>
         <w:tc>
           <w:tcPr>
+            <w:tcW w:w="1701" w:type="dxa"/>
+            <w:gridSpan w:val="2"/>
+            <w:tcMar>
+              <w:top w:w="70" w:type="dxa"/>
+              <w:left w:w="0" w:type="dxa"/>
+              <w:bottom w:w="70" w:type="dxa"/>
+              <w:right w:w="140" w:type="dxa"/>
+            </w:tcMar>
+          </w:tcPr>
+          <w:p>
+            <w:pPr>
+              <w:widowControl w:val="0"/>
+              <w:rPr>
+                <w:rFonts w:ascii="Tahoma" w:hAnsi="Tahoma" w:cs="Tahoma"/>
+                <w:sz w:val="19"/>
+                <w:szCs w:val="19"/>
+              </w:rPr>
+            </w:pPr>
+            <w:proofErr w:type="spellStart"/>
+            <w:r>
+              <w:rPr>
+                <w:rFonts w:ascii="Tahoma" w:hAnsi="Tahoma" w:cs="Tahoma"/>
+              </w:rPr>
+              <w:t>Discount</w:t>
+            </w:r>
+            <w:proofErr w:type="spellEnd"/>
+          </w:p>
+        </w:tc>
+        <w:tc>
+          <w:tcPr>
+            <w:tcW w:w="1985" w:type="dxa"/>
+            <w:gridSpan w:val="2"/>
+            <w:tcMar>
+              <w:top w:w="70" w:type="dxa"/>
+              <w:left w:w="0" w:type="dxa"/>
+              <w:bottom w:w="70" w:type="dxa"/>
+              <w:right w:w="140" w:type="dxa"/>
+            </w:tcMar>
+          </w:tcPr>
+          <w:p>
+            <w:pPr>
+              <w:widowControl w:val="0"/>
+              <w:jc w:val="right"/>
+              <w:rPr>
+                <w:rFonts w:ascii="Tahoma" w:hAnsi="Tahoma" w:cs="Tahoma"/>
+              </w:rPr>
+            </w:pPr>
+            <w:r>
+              <w:rPr>
+                <w:rFonts w:ascii="Tahoma" w:hAnsi="Tahoma" w:cs="Tahoma"/>
+                <w:sz w:val="22"/>
+                <w:szCs w:val="22"/>
+              </w:rPr>
+              <w:t>{{off</w:t>
+            </w:r>
+            <w:r>
+              <w:rPr>
+                <w:rFonts w:ascii="Tahoma" w:hAnsi="Tahoma" w:cs="Tahoma"/>
+                <w:sz w:val="22"/>
+                <w:szCs w:val="22"/>
+              </w:rPr>
+              <w:t>}}</w:t>
+            </w:r>
+            <w:r>
+              <w:rPr>
+                <w:rFonts w:ascii="Tahoma" w:hAnsi="Tahoma" w:cs="Tahoma"/>
+                <w:sz w:val="22"/>
+                <w:szCs w:val="22"/>
+              </w:rPr>
+              <w:t xml:space="preserve"> </w:t>
+            </w:r>
+          </w:p>
+        </w:tc>
+      </w:tr>
+      <w:tr>
+        <w:trPr>
+          <w:cantSplit/>
+        </w:trPr>
+        <w:tc>
+          <w:tcPr>
+            <w:tcW w:w="1701" w:type="dxa"/>
+            <w:gridSpan w:val="2"/>
+            <w:tcMar>
+              <w:top w:w="70" w:type="dxa"/>
+              <w:left w:w="0" w:type="dxa"/>
+              <w:bottom w:w="70" w:type="dxa"/>
+              <w:right w:w="140" w:type="dxa"/>
+            </w:tcMar>
+          </w:tcPr>
+          <w:p>
+            <w:pPr>
+              <w:widowControl w:val="0"/>
+              <w:rPr>
+                <w:rFonts w:ascii="Tahoma" w:hAnsi="Tahoma" w:cs="Tahoma"/>
+              </w:rPr>
+            </w:pPr>
+            <w:r>
+              <w:rPr>
+                <w:rFonts w:ascii="Tahoma" w:hAnsi="Tahoma" w:cs="Tahoma"/>
+                <w:sz w:val="22"/>
+                <w:szCs w:val="22"/>
+              </w:rPr>
+              <w:t>{%</w:t>
+            </w:r>
+            <w:proofErr w:type="spellStart"/>
+            <w:r>
+              <w:rPr>
+                <w:rFonts w:ascii="Tahoma" w:hAnsi="Tahoma" w:cs="Tahoma"/>
+                <w:sz w:val="22"/>
+                <w:szCs w:val="22"/>
+              </w:rPr>
+              <w:t>tr</w:t>
+            </w:r>
+            <w:proofErr w:type="spellEnd"/>
+            <w:r>
+              <w:rPr>
+                <w:rFonts w:ascii="Tahoma" w:hAnsi="Tahoma" w:cs="Tahoma"/>
+                <w:sz w:val="22"/>
+                <w:szCs w:val="22"/>
+              </w:rPr>
+              <w:t xml:space="preserve"> </w:t>
+            </w:r>
+            <w:proofErr w:type="spellStart"/>
+            <w:r>
+              <w:rPr>
+                <w:rFonts w:ascii="Tahoma" w:hAnsi="Tahoma" w:cs="Tahoma"/>
+                <w:sz w:val="22"/>
+                <w:szCs w:val="22"/>
+              </w:rPr>
+              <w:t>endif</w:t>
+            </w:r>
+            <w:proofErr w:type="spellEnd"/>
+            <w:r>
+              <w:rPr>
+                <w:rFonts w:ascii="Tahoma" w:hAnsi="Tahoma" w:cs="Tahoma"/>
+                <w:sz w:val="22"/>
+                <w:szCs w:val="22"/>
+              </w:rPr>
+              <w:t>%}</w:t>
+            </w:r>
+          </w:p>
+        </w:tc>
+        <w:tc>
+          <w:tcPr>
+            <w:tcW w:w="1985" w:type="dxa"/>
+            <w:gridSpan w:val="2"/>
+            <w:tcMar>
+              <w:top w:w="70" w:type="dxa"/>
+              <w:left w:w="0" w:type="dxa"/>
+              <w:bottom w:w="70" w:type="dxa"/>
+              <w:right w:w="140" w:type="dxa"/>
+            </w:tcMar>
+          </w:tcPr>
+          <w:p>
+            <w:pPr>
+              <w:widowControl w:val="0"/>
+              <w:jc w:val="right"/>
+              <w:rPr>
+                <w:rFonts w:ascii="Tahoma" w:hAnsi="Tahoma" w:cs="Tahoma"/>
+                <w:sz w:val="22"/>
+                <w:szCs w:val="22"/>
+              </w:rPr>
+            </w:pPr>
+          </w:p>
+        </w:tc>
+      </w:tr>
+      <w:tr>
+        <w:trPr>
+          <w:cantSplit/>
+        </w:trPr>
+        <w:tc>
+          <w:tcPr>
+            <w:tcW w:w="1701" w:type="dxa"/>
+            <w:gridSpan w:val="2"/>
+            <w:tcBorders>
+              <w:top w:val="single" w:sz="12" w:space="0" w:color="1394B1"/>
+            </w:tcBorders>
+            <w:tcMar>
+              <w:top w:w="70" w:type="dxa"/>
+              <w:left w:w="0" w:type="dxa"/>
+              <w:bottom w:w="70" w:type="dxa"/>
+              <w:right w:w="140" w:type="dxa"/>
+            </w:tcMar>
+          </w:tcPr>
+          <w:p>
+            <w:pPr>
+              <w:widowControl w:val="0"/>
+              <w:rPr>
+                <w:rFonts w:ascii="Tahoma" w:hAnsi="Tahoma" w:cs="Tahoma"/>
+              </w:rPr>
+            </w:pPr>
+            <w:r>
+              <w:rPr>
+                <w:rFonts w:ascii="Tahoma" w:hAnsi="Tahoma" w:cs="Tahoma"/>
+                <w:b/>
+                <w:bCs/>
+                <w:sz w:val="22"/>
+                <w:szCs w:val="22"/>
+              </w:rPr>
+              <w:t>TOTAL</w:t>
+            </w:r>
+          </w:p>
+        </w:tc>
+        <w:tc>
+          <w:tcPr>
+            <w:tcW w:w="1985" w:type="dxa"/>
+            <w:gridSpan w:val="2"/>
+            <w:tcBorders>
+              <w:top w:val="single" w:sz="12" w:space="0" w:color="1394B1"/>
+            </w:tcBorders>
+            <w:tcMar>
+              <w:top w:w="70" w:type="dxa"/>
+              <w:left w:w="0" w:type="dxa"/>
+              <w:bottom w:w="70" w:type="dxa"/>
+              <w:right w:w="140" w:type="dxa"/>
+            </w:tcMar>
+          </w:tcPr>
+          <w:p>
+            <w:pPr>
+              <w:keepLines/>
+              <w:widowControl w:val="0"/>
+              <w:jc w:val="right"/>
+              <w:rPr>
+                <w:rFonts w:ascii="Tahoma" w:hAnsi="Tahoma" w:cs="Tahoma"/>
+              </w:rPr>
+            </w:pPr>
+            <w:r>
+              <w:rPr>
+                <w:rFonts w:ascii="Tahoma" w:hAnsi="Tahoma" w:cs="Tahoma"/>
+                <w:b/>
+                <w:bCs/>
+                <w:sz w:val="22"/>
+                <w:szCs w:val="22"/>
+              </w:rPr>
+              <w:t>{{moneda}}</w:t>
+            </w:r>
+            <w:r>
+              <w:rPr>
+                <w:rFonts w:ascii="Tahoma" w:hAnsi="Tahoma" w:cs="Tahoma"/>
+                <w:b/>
+                <w:bCs/>
+                <w:sz w:val="22"/>
+                <w:szCs w:val="22"/>
+              </w:rPr>
+              <w:t xml:space="preserve"> </w:t>
+            </w:r>
+            <w:r>
+              <w:rPr>
+                <w:rFonts w:ascii="Tahoma" w:hAnsi="Tahoma" w:cs="Tahoma"/>
+                <w:b/>
+                <w:bCs/>
+                <w:sz w:val="22"/>
+                <w:szCs w:val="22"/>
+              </w:rPr>
+              <w:t>{{total}}</w:t>
+            </w:r>
+          </w:p>
+        </w:tc>
+      </w:tr>
+      <w:tr>
+        <w:trPr>
+          <w:gridAfter w:val="1"/>
+          <w:wAfter w:w="686" w:type="dxa"/>
+          <w:cantSplit/>
+        </w:trPr>
+        <w:tc>
+          <w:tcPr>
             <w:tcW w:w="1424" w:type="dxa"/>
             <w:tcBorders>
               <w:top w:val="single" w:sz="12" w:space="0" w:color="1394B1"/>
@@ -2292,6 +2495,7 @@
         <w:tc>
           <w:tcPr>
             <w:tcW w:w="1576" w:type="dxa"/>
+            <w:gridSpan w:val="2"/>
             <w:tcBorders>
               <w:top w:val="single" w:sz="12" w:space="0" w:color="1394B1"/>
             </w:tcBorders>
@@ -2359,6 +2563,21 @@
     </w:p>
     <w:p>
       <w:pPr>
+        <w:spacing w:before="240" w:after="90"/>
+        <w:rPr>
+          <w:rFonts w:ascii="Tahoma" w:hAnsi="Tahoma" w:cs="Tahoma"/>
+          <w:b/>
+          <w:bCs/>
+          <w:sz w:val="19"/>
+          <w:szCs w:val="19"/>
+        </w:rPr>
+      </w:pPr>
+    </w:p>
+    <w:p>
+      <w:pPr>
+        <w:keepNext/>
+        <w:keepLines/>
+        <w:widowControl w:val="0"/>
         <w:spacing w:before="240" w:after="90"/>
         <w:rPr>
           <w:rFonts w:ascii="Tahoma" w:hAnsi="Tahoma" w:cs="Tahoma"/>
@@ -3287,23 +3506,7 @@
         <w:sz w:val="14"/>
         <w:szCs w:val="14"/>
       </w:rPr>
-      <w:t>. – 503 LN, Buenos Aires (C1104</w:t>
-    </w:r>
-    <w:proofErr w:type="gramStart"/>
-    <w:r>
-      <w:rPr>
-        <w:sz w:val="14"/>
-        <w:szCs w:val="14"/>
-      </w:rPr>
-      <w:t>AAH)  ·</w:t>
-    </w:r>
-    <w:proofErr w:type="gramEnd"/>
-    <w:r>
-      <w:rPr>
-        <w:sz w:val="14"/>
-        <w:szCs w:val="14"/>
-      </w:rPr>
-      <w:t xml:space="preserve">  info@proios.com  ·  www.proios.com</w:t>
+      <w:t>. – 503 LN, Buenos Aires (C1104AAH)  ·  info@proios.com  ·  www.proios.com</w:t>
     </w:r>
     <w:r>
       <w:rPr>

--- a/backend/apps/operaciones/templates/Proios_Quotation_Servicios_TEMPLATE_EN.docx
+++ b/backend/apps/operaciones/templates/Proios_Quotation_Servicios_TEMPLATE_EN.docx
@@ -287,12 +287,21 @@
                 <w:lang w:val="en-US"/>
               </w:rPr>
             </w:pPr>
+            <w:proofErr w:type="gramStart"/>
             <w:r>
               <w:rPr>
                 <w:rFonts w:ascii="Tahoma" w:hAnsi="Tahoma" w:cs="Tahoma"/>
                 <w:lang w:val="en-US"/>
               </w:rPr>
-              <w:t>Date  {{</w:t>
+              <w:t>Date  {</w:t>
+            </w:r>
+            <w:proofErr w:type="gramEnd"/>
+            <w:r>
+              <w:rPr>
+                <w:rFonts w:ascii="Tahoma" w:hAnsi="Tahoma" w:cs="Tahoma"/>
+                <w:lang w:val="en-US"/>
+              </w:rPr>
+              <w:t>{</w:t>
             </w:r>
             <w:proofErr w:type="spellStart"/>
             <w:r>
@@ -319,12 +328,21 @@
                 <w:lang w:val="en-US"/>
               </w:rPr>
             </w:pPr>
+            <w:proofErr w:type="gramStart"/>
             <w:r>
               <w:rPr>
                 <w:rFonts w:ascii="Tahoma" w:hAnsi="Tahoma" w:cs="Tahoma"/>
                 <w:lang w:val="en-US"/>
               </w:rPr>
-              <w:t>Valid  {{</w:t>
+              <w:t>Valid  {</w:t>
+            </w:r>
+            <w:proofErr w:type="gramEnd"/>
+            <w:r>
+              <w:rPr>
+                <w:rFonts w:ascii="Tahoma" w:hAnsi="Tahoma" w:cs="Tahoma"/>
+                <w:lang w:val="en-US"/>
+              </w:rPr>
+              <w:t>{</w:t>
             </w:r>
             <w:proofErr w:type="spellStart"/>
             <w:r>
@@ -351,6 +369,7 @@
                 <w:lang w:val="en-US"/>
               </w:rPr>
             </w:pPr>
+            <w:proofErr w:type="gramStart"/>
             <w:r>
               <w:rPr>
                 <w:rFonts w:ascii="Tahoma" w:hAnsi="Tahoma" w:cs="Tahoma"/>
@@ -363,22 +382,30 @@
                 <w:rFonts w:ascii="Tahoma" w:eastAsia="Consolas" w:hAnsi="Tahoma" w:cs="Tahoma"/>
                 <w:lang w:val="en-US"/>
               </w:rPr>
-              <w:t>{{</w:t>
-            </w:r>
-            <w:proofErr w:type="spellStart"/>
+              <w:t>{</w:t>
+            </w:r>
+            <w:proofErr w:type="gramEnd"/>
             <w:r>
               <w:rPr>
                 <w:rFonts w:ascii="Tahoma" w:eastAsia="Consolas" w:hAnsi="Tahoma" w:cs="Tahoma"/>
                 <w:lang w:val="en-US"/>
               </w:rPr>
-              <w:t>buque</w:t>
-            </w:r>
-            <w:proofErr w:type="spellEnd"/>
+              <w:t>{</w:t>
+            </w:r>
+            <w:proofErr w:type="spellStart"/>
             <w:r>
               <w:rPr>
                 <w:rFonts w:ascii="Tahoma" w:eastAsia="Consolas" w:hAnsi="Tahoma" w:cs="Tahoma"/>
                 <w:lang w:val="en-US"/>
               </w:rPr>
+              <w:t>buque</w:t>
+            </w:r>
+            <w:proofErr w:type="spellEnd"/>
+            <w:r>
+              <w:rPr>
+                <w:rFonts w:ascii="Tahoma" w:eastAsia="Consolas" w:hAnsi="Tahoma" w:cs="Tahoma"/>
+                <w:lang w:val="en-US"/>
+              </w:rPr>
               <w:t>}}</w:t>
             </w:r>
           </w:p>
@@ -390,6 +417,7 @@
                 <w:lang w:val="en-GB"/>
               </w:rPr>
             </w:pPr>
+            <w:proofErr w:type="gramStart"/>
             <w:r>
               <w:rPr>
                 <w:rFonts w:ascii="Tahoma" w:hAnsi="Tahoma" w:cs="Tahoma"/>
@@ -402,22 +430,30 @@
                 <w:rFonts w:ascii="Tahoma" w:eastAsia="Consolas" w:hAnsi="Tahoma" w:cs="Tahoma"/>
                 <w:lang w:val="en-GB"/>
               </w:rPr>
-              <w:t>{{</w:t>
-            </w:r>
-            <w:proofErr w:type="spellStart"/>
+              <w:t>{</w:t>
+            </w:r>
+            <w:proofErr w:type="gramEnd"/>
             <w:r>
               <w:rPr>
                 <w:rFonts w:ascii="Tahoma" w:eastAsia="Consolas" w:hAnsi="Tahoma" w:cs="Tahoma"/>
                 <w:lang w:val="en-GB"/>
               </w:rPr>
-              <w:t>ubicacion</w:t>
-            </w:r>
-            <w:proofErr w:type="spellEnd"/>
+              <w:t>{</w:t>
+            </w:r>
+            <w:proofErr w:type="spellStart"/>
             <w:r>
               <w:rPr>
                 <w:rFonts w:ascii="Tahoma" w:eastAsia="Consolas" w:hAnsi="Tahoma" w:cs="Tahoma"/>
                 <w:lang w:val="en-GB"/>
               </w:rPr>
+              <w:t>ubicacion</w:t>
+            </w:r>
+            <w:proofErr w:type="spellEnd"/>
+            <w:r>
+              <w:rPr>
+                <w:rFonts w:ascii="Tahoma" w:eastAsia="Consolas" w:hAnsi="Tahoma" w:cs="Tahoma"/>
+                <w:lang w:val="en-GB"/>
+              </w:rPr>
               <w:t>}}</w:t>
             </w:r>
           </w:p>
@@ -428,6 +464,7 @@
                 <w:rFonts w:ascii="Tahoma" w:hAnsi="Tahoma" w:cs="Tahoma"/>
               </w:rPr>
             </w:pPr>
+            <w:proofErr w:type="gramStart"/>
             <w:r>
               <w:rPr>
                 <w:rFonts w:ascii="Tahoma" w:hAnsi="Tahoma" w:cs="Tahoma"/>
@@ -438,7 +475,14 @@
               <w:rPr>
                 <w:rFonts w:ascii="Tahoma" w:eastAsia="Consolas" w:hAnsi="Tahoma" w:cs="Tahoma"/>
               </w:rPr>
-              <w:t>{{eta}}</w:t>
+              <w:t>{</w:t>
+            </w:r>
+            <w:proofErr w:type="gramEnd"/>
+            <w:r>
+              <w:rPr>
+                <w:rFonts w:ascii="Tahoma" w:eastAsia="Consolas" w:hAnsi="Tahoma" w:cs="Tahoma"/>
+              </w:rPr>
+              <w:t>{eta}}</w:t>
             </w:r>
           </w:p>
         </w:tc>
@@ -467,26 +511,6 @@
           <w:rFonts w:ascii="Tahoma" w:hAnsi="Tahoma" w:cs="Tahoma"/>
         </w:rPr>
       </w:pPr>
-      <w:r>
-        <w:rPr>
-          <w:rFonts w:ascii="Tahoma" w:hAnsi="Tahoma" w:cs="Tahoma"/>
-          <w:b/>
-          <w:bCs/>
-          <w:sz w:val="16"/>
-          <w:szCs w:val="16"/>
-        </w:rPr>
-        <w:t>I</w:t>
-      </w:r>
-      <w:r>
-        <w:rPr>
-          <w:rFonts w:ascii="Tahoma" w:hAnsi="Tahoma" w:cs="Tahoma"/>
-          <w:b/>
-          <w:bCs/>
-          <w:sz w:val="16"/>
-          <w:szCs w:val="16"/>
-        </w:rPr>
-        <w:t>TEMS</w:t>
-      </w:r>
     </w:p>
     <w:tbl>
       <w:tblPr>
@@ -525,7 +549,6 @@
                 <w:rFonts w:ascii="Tahoma" w:hAnsi="Tahoma" w:cs="Tahoma"/>
               </w:rPr>
             </w:pPr>
-            <w:proofErr w:type="spellStart"/>
             <w:r>
               <w:rPr>
                 <w:rFonts w:ascii="Tahoma" w:hAnsi="Tahoma" w:cs="Tahoma"/>
@@ -534,7 +557,7 @@
                 <w:sz w:val="17"/>
                 <w:szCs w:val="17"/>
               </w:rPr>
-              <w:t>Descrip</w:t>
+              <w:t>D</w:t>
             </w:r>
             <w:r>
               <w:rPr>
@@ -544,9 +567,8 @@
                 <w:sz w:val="17"/>
                 <w:szCs w:val="17"/>
               </w:rPr>
-              <w:t>tion</w:t>
-            </w:r>
-            <w:proofErr w:type="spellEnd"/>
+              <w:t>ESCRIPTION</w:t>
+            </w:r>
           </w:p>
         </w:tc>
         <w:tc>
@@ -842,6 +864,7 @@
               <w:t>{{</w:t>
             </w:r>
             <w:proofErr w:type="spellStart"/>
+            <w:proofErr w:type="gramStart"/>
             <w:r>
               <w:rPr>
                 <w:rFonts w:ascii="Tahoma" w:hAnsi="Tahoma" w:cs="Tahoma"/>
@@ -850,6 +873,7 @@
               <w:t>item.descripcion</w:t>
             </w:r>
             <w:proofErr w:type="spellEnd"/>
+            <w:proofErr w:type="gramEnd"/>
             <w:r>
               <w:rPr>
                 <w:rFonts w:ascii="Tahoma" w:hAnsi="Tahoma" w:cs="Tahoma"/>
@@ -883,6 +907,7 @@
               <w:t>{{</w:t>
             </w:r>
             <w:proofErr w:type="spellStart"/>
+            <w:proofErr w:type="gramStart"/>
             <w:r>
               <w:rPr>
                 <w:rFonts w:ascii="Tahoma" w:hAnsi="Tahoma" w:cs="Tahoma"/>
@@ -890,6 +915,7 @@
               <w:t>item.cantidad</w:t>
             </w:r>
             <w:proofErr w:type="spellEnd"/>
+            <w:proofErr w:type="gramEnd"/>
             <w:r>
               <w:rPr>
                 <w:rFonts w:ascii="Tahoma" w:hAnsi="Tahoma" w:cs="Tahoma"/>
@@ -922,6 +948,7 @@
               <w:t>{{</w:t>
             </w:r>
             <w:proofErr w:type="spellStart"/>
+            <w:proofErr w:type="gramStart"/>
             <w:r>
               <w:rPr>
                 <w:rFonts w:ascii="Tahoma" w:hAnsi="Tahoma" w:cs="Tahoma"/>
@@ -929,6 +956,7 @@
               <w:t>item.unidad</w:t>
             </w:r>
             <w:proofErr w:type="spellEnd"/>
+            <w:proofErr w:type="gramEnd"/>
             <w:r>
               <w:rPr>
                 <w:rFonts w:ascii="Tahoma" w:hAnsi="Tahoma" w:cs="Tahoma"/>
@@ -961,6 +989,7 @@
               <w:t>{{</w:t>
             </w:r>
             <w:proofErr w:type="spellStart"/>
+            <w:proofErr w:type="gramStart"/>
             <w:r>
               <w:rPr>
                 <w:rFonts w:ascii="Tahoma" w:hAnsi="Tahoma" w:cs="Tahoma"/>
@@ -968,6 +997,7 @@
               <w:t>item.precio</w:t>
             </w:r>
             <w:proofErr w:type="spellEnd"/>
+            <w:proofErr w:type="gramEnd"/>
             <w:r>
               <w:rPr>
                 <w:rFonts w:ascii="Tahoma" w:hAnsi="Tahoma" w:cs="Tahoma"/>
@@ -1001,6 +1031,7 @@
               <w:t>{{</w:t>
             </w:r>
             <w:proofErr w:type="spellStart"/>
+            <w:proofErr w:type="gramStart"/>
             <w:r>
               <w:rPr>
                 <w:rFonts w:ascii="Tahoma" w:hAnsi="Tahoma" w:cs="Tahoma"/>
@@ -1008,6 +1039,7 @@
               <w:t>item.importe</w:t>
             </w:r>
             <w:proofErr w:type="spellEnd"/>
+            <w:proofErr w:type="gramEnd"/>
             <w:r>
               <w:rPr>
                 <w:rFonts w:ascii="Tahoma" w:hAnsi="Tahoma" w:cs="Tahoma"/>
@@ -1555,6 +1587,7 @@
               <w:t>{{</w:t>
             </w:r>
             <w:proofErr w:type="spellStart"/>
+            <w:proofErr w:type="gramStart"/>
             <w:r>
               <w:rPr>
                 <w:rFonts w:ascii="Tahoma" w:hAnsi="Tahoma" w:cs="Tahoma"/>
@@ -1570,6 +1603,7 @@
               <w:t>.descripcion</w:t>
             </w:r>
             <w:proofErr w:type="spellEnd"/>
+            <w:proofErr w:type="gramEnd"/>
             <w:r>
               <w:rPr>
                 <w:rFonts w:ascii="Tahoma" w:hAnsi="Tahoma" w:cs="Tahoma"/>
@@ -1604,6 +1638,7 @@
               <w:t>{{</w:t>
             </w:r>
             <w:proofErr w:type="spellStart"/>
+            <w:proofErr w:type="gramStart"/>
             <w:r>
               <w:rPr>
                 <w:rFonts w:ascii="Tahoma" w:hAnsi="Tahoma" w:cs="Tahoma"/>
@@ -1623,6 +1658,7 @@
               <w:t>cantidad</w:t>
             </w:r>
             <w:proofErr w:type="spellEnd"/>
+            <w:proofErr w:type="gramEnd"/>
             <w:r>
               <w:rPr>
                 <w:rFonts w:ascii="Tahoma" w:hAnsi="Tahoma" w:cs="Tahoma"/>
@@ -1655,6 +1691,7 @@
               <w:t>{{</w:t>
             </w:r>
             <w:proofErr w:type="spellStart"/>
+            <w:proofErr w:type="gramStart"/>
             <w:r>
               <w:rPr>
                 <w:rFonts w:ascii="Tahoma" w:hAnsi="Tahoma" w:cs="Tahoma"/>
@@ -1668,6 +1705,7 @@
               <w:t>.unidad</w:t>
             </w:r>
             <w:proofErr w:type="spellEnd"/>
+            <w:proofErr w:type="gramEnd"/>
             <w:r>
               <w:rPr>
                 <w:rFonts w:ascii="Tahoma" w:hAnsi="Tahoma" w:cs="Tahoma"/>
@@ -1700,6 +1738,7 @@
               <w:t>{{</w:t>
             </w:r>
             <w:proofErr w:type="spellStart"/>
+            <w:proofErr w:type="gramStart"/>
             <w:r>
               <w:rPr>
                 <w:rFonts w:ascii="Tahoma" w:hAnsi="Tahoma" w:cs="Tahoma"/>
@@ -1713,6 +1752,7 @@
               <w:t>.precio</w:t>
             </w:r>
             <w:proofErr w:type="spellEnd"/>
+            <w:proofErr w:type="gramEnd"/>
             <w:r>
               <w:rPr>
                 <w:rFonts w:ascii="Tahoma" w:hAnsi="Tahoma" w:cs="Tahoma"/>
@@ -1746,6 +1786,7 @@
               <w:t>{{</w:t>
             </w:r>
             <w:proofErr w:type="spellStart"/>
+            <w:proofErr w:type="gramStart"/>
             <w:r>
               <w:rPr>
                 <w:rFonts w:ascii="Tahoma" w:hAnsi="Tahoma" w:cs="Tahoma"/>
@@ -1759,6 +1800,7 @@
               <w:t>.importe</w:t>
             </w:r>
             <w:proofErr w:type="spellEnd"/>
+            <w:proofErr w:type="gramEnd"/>
             <w:r>
               <w:rPr>
                 <w:rFonts w:ascii="Tahoma" w:hAnsi="Tahoma" w:cs="Tahoma"/>
@@ -2024,10 +2066,8 @@
         <w:tblLook w:val="04A0" w:firstRow="1" w:lastRow="0" w:firstColumn="1" w:lastColumn="0" w:noHBand="0" w:noVBand="1"/>
       </w:tblPr>
       <w:tblGrid>
-        <w:gridCol w:w="1424"/>
-        <w:gridCol w:w="277"/>
-        <w:gridCol w:w="1299"/>
-        <w:gridCol w:w="686"/>
+        <w:gridCol w:w="1701"/>
+        <w:gridCol w:w="1985"/>
       </w:tblGrid>
       <w:tr>
         <w:trPr>
@@ -2036,7 +2076,6 @@
         <w:tc>
           <w:tcPr>
             <w:tcW w:w="1701" w:type="dxa"/>
-            <w:gridSpan w:val="2"/>
             <w:tcMar>
               <w:top w:w="70" w:type="dxa"/>
               <w:left w:w="0" w:type="dxa"/>
@@ -2062,7 +2101,6 @@
         <w:tc>
           <w:tcPr>
             <w:tcW w:w="1985" w:type="dxa"/>
-            <w:gridSpan w:val="2"/>
             <w:tcMar>
               <w:top w:w="70" w:type="dxa"/>
               <w:left w:w="0" w:type="dxa"/>
@@ -2108,7 +2146,6 @@
         <w:tc>
           <w:tcPr>
             <w:tcW w:w="1701" w:type="dxa"/>
-            <w:gridSpan w:val="2"/>
             <w:tcMar>
               <w:top w:w="70" w:type="dxa"/>
               <w:left w:w="0" w:type="dxa"/>
@@ -2176,7 +2213,6 @@
         <w:tc>
           <w:tcPr>
             <w:tcW w:w="1985" w:type="dxa"/>
-            <w:gridSpan w:val="2"/>
             <w:tcMar>
               <w:top w:w="70" w:type="dxa"/>
               <w:left w:w="0" w:type="dxa"/>
@@ -2204,7 +2240,6 @@
         <w:tc>
           <w:tcPr>
             <w:tcW w:w="1701" w:type="dxa"/>
-            <w:gridSpan w:val="2"/>
             <w:tcMar>
               <w:top w:w="70" w:type="dxa"/>
               <w:left w:w="0" w:type="dxa"/>
@@ -2234,7 +2269,6 @@
         <w:tc>
           <w:tcPr>
             <w:tcW w:w="1985" w:type="dxa"/>
-            <w:gridSpan w:val="2"/>
             <w:tcMar>
               <w:top w:w="70" w:type="dxa"/>
               <w:left w:w="0" w:type="dxa"/>
@@ -2284,7 +2318,6 @@
         <w:tc>
           <w:tcPr>
             <w:tcW w:w="1701" w:type="dxa"/>
-            <w:gridSpan w:val="2"/>
             <w:tcMar>
               <w:top w:w="70" w:type="dxa"/>
               <w:left w:w="0" w:type="dxa"/>
@@ -2348,7 +2381,6 @@
         <w:tc>
           <w:tcPr>
             <w:tcW w:w="1985" w:type="dxa"/>
-            <w:gridSpan w:val="2"/>
             <w:tcMar>
               <w:top w:w="70" w:type="dxa"/>
               <w:left w:w="0" w:type="dxa"/>
@@ -2376,7 +2408,6 @@
         <w:tc>
           <w:tcPr>
             <w:tcW w:w="1701" w:type="dxa"/>
-            <w:gridSpan w:val="2"/>
             <w:tcBorders>
               <w:top w:val="single" w:sz="12" w:space="0" w:color="1394B1"/>
             </w:tcBorders>
@@ -2409,7 +2440,6 @@
         <w:tc>
           <w:tcPr>
             <w:tcW w:w="1985" w:type="dxa"/>
-            <w:gridSpan w:val="2"/>
             <w:tcBorders>
               <w:top w:val="single" w:sz="12" w:space="0" w:color="1394B1"/>
             </w:tcBorders>
@@ -2464,13 +2494,11 @@
       </w:tr>
       <w:tr>
         <w:trPr>
-          <w:gridAfter w:val="1"/>
-          <w:wAfter w:w="686" w:type="dxa"/>
           <w:cantSplit/>
         </w:trPr>
         <w:tc>
           <w:tcPr>
-            <w:tcW w:w="1424" w:type="dxa"/>
+            <w:tcW w:w="1701" w:type="dxa"/>
             <w:tcBorders>
               <w:top w:val="single" w:sz="12" w:space="0" w:color="1394B1"/>
             </w:tcBorders>
@@ -2483,8 +2511,7 @@
           </w:tcPr>
           <w:p>
             <w:pPr>
-              <w:keepNext/>
-              <w:keepLines/>
+              <w:widowControl w:val="0"/>
               <w:jc w:val="right"/>
               <w:rPr>
                 <w:rFonts w:ascii="Tahoma" w:hAnsi="Tahoma" w:cs="Tahoma"/>
@@ -2494,8 +2521,7 @@
         </w:tc>
         <w:tc>
           <w:tcPr>
-            <w:tcW w:w="1576" w:type="dxa"/>
-            <w:gridSpan w:val="2"/>
+            <w:tcW w:w="1985" w:type="dxa"/>
             <w:tcBorders>
               <w:top w:val="single" w:sz="12" w:space="0" w:color="1394B1"/>
             </w:tcBorders>
@@ -2508,8 +2534,7 @@
           </w:tcPr>
           <w:p>
             <w:pPr>
-              <w:keepNext/>
-              <w:keepLines/>
+              <w:widowControl w:val="0"/>
               <w:jc w:val="right"/>
               <w:rPr>
                 <w:rFonts w:ascii="Tahoma" w:hAnsi="Tahoma" w:cs="Tahoma"/>
@@ -3506,7 +3531,23 @@
         <w:sz w:val="14"/>
         <w:szCs w:val="14"/>
       </w:rPr>
-      <w:t>. – 503 LN, Buenos Aires (C1104AAH)  ·  info@proios.com  ·  www.proios.com</w:t>
+      <w:t>. – 503 LN, Buenos Aires (C1104</w:t>
+    </w:r>
+    <w:proofErr w:type="gramStart"/>
+    <w:r>
+      <w:rPr>
+        <w:sz w:val="14"/>
+        <w:szCs w:val="14"/>
+      </w:rPr>
+      <w:t>AAH)  ·</w:t>
+    </w:r>
+    <w:proofErr w:type="gramEnd"/>
+    <w:r>
+      <w:rPr>
+        <w:sz w:val="14"/>
+        <w:szCs w:val="14"/>
+      </w:rPr>
+      <w:t xml:space="preserve">  info@proios.com  ·  www.proios.com</w:t>
     </w:r>
     <w:r>
       <w:rPr>
